--- a/Предложения/ACT. 254 — Установление личности при отказе снять предмет, скрывающий лицо.docx
+++ b/Предложения/ACT. 254 — Установление личности при отказе снять предмет, скрывающий лицо.docx
@@ -83,6 +83,9 @@
       </w:r>
     </w:p>
     <w:p>
+      <w:pPr>
+        <w:jc w:val="both"/>
+      </w:pPr>
       <w:r>
         <w:rPr>
           <w:rFonts w:ascii="Times New Roman" w:hAnsi="Times New Roman"/>
@@ -157,85 +160,162 @@
                 <w:color w:val="333333"/>
                 <w:sz w:val="24"/>
               </w:rPr>
-              <w:t>Статья 16 Задержание подозреваемого</w:t>
+              <w:t>Статья 16. Задержание подозреваемого</w:t>
             </w:r>
           </w:p>
           <w:p>
-            <w:pPr>
-              <w:shd w:val="clear" w:fill="F4CCCC"/>
-            </w:pPr>
             <w:r>
               <w:rPr>
                 <w:rFonts w:ascii="Times New Roman" w:hAnsi="Times New Roman"/>
                 <w:color w:val="333333"/>
                 <w:sz w:val="24"/>
               </w:rPr>
-              <w:t>ч. 3. Если лицо находится в маске, капюшоне, шлеме либо ином предмете, скрывающем лицо, то уполномоченное должностное лицо имеет право потребовать снятия такого предмета с целью визуального установления личности. Отказ выполнить данное требование или отказ предъявить документы, удостоверяющие личность, влечёт за собой необходимость инициирования процедуры установления личности, порядок которой описан ниже:</w:t>
+              <w:t xml:space="preserve">ч. 3. Если лицо находится в маске, капюшоне, шлеме либо ином предмете, скрывающем лицо, то уполномоченное должностное лицо имеет право потребовать снятия такого предмета с целью визуального установления личности. </w:t>
             </w:r>
-          </w:p>
-          <w:p>
-            <w:pPr>
-              <w:shd w:val="clear" w:fill="F4CCCC"/>
-            </w:pPr>
+            <w:r>
+              <w:rPr>
+                <w:rFonts w:ascii="Times New Roman" w:hAnsi="Times New Roman"/>
+                <w:color w:val="333333"/>
+                <w:sz w:val="24"/>
+                <w:shd w:val="clear" w:fill="F4CCCC"/>
+              </w:rPr>
+              <w:t xml:space="preserve">Отказ выполнить данное требование или отказ предъявить документы, удостоверяющие личность, влечёт за собой необходимость инициирования процедуры установления личности, </w:t>
+            </w:r>
             <w:r>
               <w:rPr>
                 <w:rFonts w:ascii="Times New Roman" w:hAnsi="Times New Roman"/>
                 <w:color w:val="333333"/>
                 <w:sz w:val="24"/>
               </w:rPr>
-              <w:t>а) Надеть наручники на задержанного</w:t>
+              <w:t>порядок которой описан ниже:</w:t>
             </w:r>
           </w:p>
           <w:p>
-            <w:pPr>
-              <w:shd w:val="clear" w:fill="F4CCCC"/>
-            </w:pPr>
             <w:r>
               <w:rPr>
                 <w:rFonts w:ascii="Times New Roman" w:hAnsi="Times New Roman"/>
                 <w:color w:val="333333"/>
                 <w:sz w:val="24"/>
               </w:rPr>
-              <w:t>б) Разъяснить задержанному основания для установления личности</w:t>
+              <w:t xml:space="preserve">а) Надеть наручники на </w:t>
+            </w:r>
+            <w:r>
+              <w:rPr>
+                <w:rFonts w:ascii="Times New Roman" w:hAnsi="Times New Roman"/>
+                <w:color w:val="333333"/>
+                <w:sz w:val="24"/>
+                <w:shd w:val="clear" w:fill="F4CCCC"/>
+              </w:rPr>
+              <w:t>задержанного</w:t>
             </w:r>
           </w:p>
           <w:p>
-            <w:pPr>
-              <w:shd w:val="clear" w:fill="F4CCCC"/>
-            </w:pPr>
             <w:r>
               <w:rPr>
                 <w:rFonts w:ascii="Times New Roman" w:hAnsi="Times New Roman"/>
                 <w:color w:val="333333"/>
                 <w:sz w:val="24"/>
               </w:rPr>
-              <w:t>в) Предпринять все законные меры для оперативного установления личности задержанного, включая обращение к базам данных, а так же досмотреть документы задержанного.</w:t>
+              <w:t xml:space="preserve">б) Разъяснить </w:t>
             </w:r>
-          </w:p>
-          <w:p>
-            <w:pPr>
-              <w:shd w:val="clear" w:fill="F4CCCC"/>
-            </w:pPr>
+            <w:r>
+              <w:rPr>
+                <w:rFonts w:ascii="Times New Roman" w:hAnsi="Times New Roman"/>
+                <w:color w:val="333333"/>
+                <w:sz w:val="24"/>
+                <w:shd w:val="clear" w:fill="F4CCCC"/>
+              </w:rPr>
+              <w:t>задержанному</w:t>
+            </w:r>
             <w:r>
               <w:rPr>
                 <w:rFonts w:ascii="Times New Roman" w:hAnsi="Times New Roman"/>
                 <w:color w:val="333333"/>
                 <w:sz w:val="24"/>
               </w:rPr>
-              <w:t>г) Сверить лицо задержанного с фотороботом.</w:t>
+              <w:t xml:space="preserve"> основания для установления личности</w:t>
             </w:r>
           </w:p>
           <w:p>
-            <w:pPr>
-              <w:shd w:val="clear" w:fill="F4CCCC"/>
-            </w:pPr>
             <w:r>
               <w:rPr>
                 <w:rFonts w:ascii="Times New Roman" w:hAnsi="Times New Roman"/>
                 <w:color w:val="333333"/>
                 <w:sz w:val="24"/>
               </w:rPr>
-              <w:t>д) Провести личный обыск задержанного, в случае обнаружения нелегальных предметов - провести процесс задержания регламентированный статьей 17 настоящего Кодекса.</w:t>
+              <w:t xml:space="preserve">в) Предпринять все законные меры для оперативного установления личности </w:t>
+            </w:r>
+            <w:r>
+              <w:rPr>
+                <w:rFonts w:ascii="Times New Roman" w:hAnsi="Times New Roman"/>
+                <w:color w:val="333333"/>
+                <w:sz w:val="24"/>
+                <w:shd w:val="clear" w:fill="F4CCCC"/>
+              </w:rPr>
+              <w:t>задержанного</w:t>
+            </w:r>
+            <w:r>
+              <w:rPr>
+                <w:rFonts w:ascii="Times New Roman" w:hAnsi="Times New Roman"/>
+                <w:color w:val="333333"/>
+                <w:sz w:val="24"/>
+              </w:rPr>
+              <w:t xml:space="preserve">, включая обращение к базам данных, </w:t>
+            </w:r>
+            <w:r>
+              <w:rPr>
+                <w:rFonts w:ascii="Times New Roman" w:hAnsi="Times New Roman"/>
+                <w:color w:val="333333"/>
+                <w:sz w:val="24"/>
+                <w:shd w:val="clear" w:fill="F4CCCC"/>
+              </w:rPr>
+              <w:t>а так же досмотреть документы задержанного.</w:t>
+            </w:r>
+          </w:p>
+          <w:p>
+            <w:r>
+              <w:rPr>
+                <w:rFonts w:ascii="Times New Roman" w:hAnsi="Times New Roman"/>
+                <w:color w:val="333333"/>
+                <w:sz w:val="24"/>
+              </w:rPr>
+              <w:t xml:space="preserve">г) Сверить лицо </w:t>
+            </w:r>
+            <w:r>
+              <w:rPr>
+                <w:rFonts w:ascii="Times New Roman" w:hAnsi="Times New Roman"/>
+                <w:color w:val="333333"/>
+                <w:sz w:val="24"/>
+                <w:shd w:val="clear" w:fill="F4CCCC"/>
+              </w:rPr>
+              <w:t>задержанного</w:t>
+            </w:r>
+            <w:r>
+              <w:rPr>
+                <w:rFonts w:ascii="Times New Roman" w:hAnsi="Times New Roman"/>
+                <w:color w:val="333333"/>
+                <w:sz w:val="24"/>
+              </w:rPr>
+              <w:t xml:space="preserve"> с фотороботом.</w:t>
+            </w:r>
+          </w:p>
+          <w:p>
+            <w:r>
+              <w:rPr>
+                <w:rFonts w:ascii="Times New Roman" w:hAnsi="Times New Roman"/>
+                <w:color w:val="333333"/>
+                <w:sz w:val="24"/>
+              </w:rPr>
+              <w:t xml:space="preserve">д) Провести личный обыск </w:t>
+            </w:r>
+            <w:r>
+              <w:rPr>
+                <w:rFonts w:ascii="Times New Roman" w:hAnsi="Times New Roman"/>
+                <w:color w:val="333333"/>
+                <w:sz w:val="24"/>
+                <w:shd w:val="clear" w:fill="F4CCCC"/>
+              </w:rPr>
+              <w:t>задержанного, в случае обнаружения нелегальных предметов - провести процесс задержания регламентированный статьей 17 настоящего Кодекса.</w:t>
             </w:r>
           </w:p>
         </w:tc>
@@ -250,96 +330,171 @@
                 <w:color w:val="333333"/>
                 <w:sz w:val="24"/>
               </w:rPr>
-              <w:t>Статья 16 Задержание подозреваемого</w:t>
+              <w:t>Статья 16. Задержание подозреваемого</w:t>
             </w:r>
           </w:p>
           <w:p>
-            <w:pPr>
-              <w:shd w:val="clear" w:fill="D9EAD3"/>
-            </w:pPr>
             <w:r>
               <w:rPr>
                 <w:rFonts w:ascii="Times New Roman" w:hAnsi="Times New Roman"/>
                 <w:color w:val="333333"/>
                 <w:sz w:val="24"/>
               </w:rPr>
-              <w:t>ч. 3. Если лицо находится в маске, капюшоне, шлеме либо ином предмете, скрывающем лицо, то уполномоченное должностное лицо имеет право потребовать снятия такого предмета с целью визуального установления личности. Такое лицо снимает предмет, скрывающий лицо, самостоятельно; принудительное снятие такого предмета должностным лицом не производится. Требование о снятии предмета, скрывающего лицо, либо о предъявлении документов, удостоверяющих личность, подлежит добровольному выполнению в течение 15 секунд с момента его объявления. Прямой устный отказ гражданина, его явное игнорирование либо уклонение от выполнения требования по истечении указанного времени признаются окончательным отказом и являются безоговорочным основанием для немедленного инициирования процедуры установления личности, порядок которой описан ниже:</w:t>
+              <w:t xml:space="preserve">ч. 3. Если лицо находится в маске, капюшоне, шлеме либо ином предмете, скрывающем лицо, то уполномоченное должностное лицо имеет право потребовать снятия такого предмета с целью визуального установления личности. </w:t>
             </w:r>
-          </w:p>
-          <w:p>
-            <w:pPr>
-              <w:shd w:val="clear" w:fill="D9EAD3"/>
-            </w:pPr>
+            <w:r>
+              <w:rPr>
+                <w:rFonts w:ascii="Times New Roman" w:hAnsi="Times New Roman"/>
+                <w:color w:val="333333"/>
+                <w:sz w:val="24"/>
+                <w:shd w:val="clear" w:fill="D9EAD3"/>
+              </w:rPr>
+              <w:t xml:space="preserve">Такое лицо снимает предмет, скрывающий лицо, самостоятельно; принудительное снятие такого предмета должностным лицом не производится. Требование о снятии предмета, скрывающего лицо, либо о предъявлении документов, удостоверяющих личность, подлежит добровольному выполнению в течение 15 секунд с момента его объявления. Прямой устный отказ гражданина, его явное игнорирование либо уклонение от выполнения требования по истечении указанного времени признаются окончательным отказом и являются безоговорочным основанием для немедленного инициирования процедуры установления личности, </w:t>
+            </w:r>
             <w:r>
               <w:rPr>
                 <w:rFonts w:ascii="Times New Roman" w:hAnsi="Times New Roman"/>
                 <w:color w:val="333333"/>
                 <w:sz w:val="24"/>
               </w:rPr>
-              <w:t>а) Надеть наручники на лицо;</w:t>
+              <w:t>порядок которой описан ниже:</w:t>
             </w:r>
           </w:p>
           <w:p>
-            <w:pPr>
-              <w:shd w:val="clear" w:fill="D9EAD3"/>
-            </w:pPr>
             <w:r>
               <w:rPr>
                 <w:rFonts w:ascii="Times New Roman" w:hAnsi="Times New Roman"/>
                 <w:color w:val="333333"/>
                 <w:sz w:val="24"/>
               </w:rPr>
-              <w:t>б) Разъяснить лицу основания для установления личности;</w:t>
+              <w:t xml:space="preserve">а) Надеть наручники на </w:t>
+            </w:r>
+            <w:r>
+              <w:rPr>
+                <w:rFonts w:ascii="Times New Roman" w:hAnsi="Times New Roman"/>
+                <w:color w:val="333333"/>
+                <w:sz w:val="24"/>
+                <w:shd w:val="clear" w:fill="D9EAD3"/>
+              </w:rPr>
+              <w:t>лицо;</w:t>
             </w:r>
           </w:p>
           <w:p>
-            <w:pPr>
-              <w:shd w:val="clear" w:fill="D9EAD3"/>
-            </w:pPr>
             <w:r>
               <w:rPr>
                 <w:rFonts w:ascii="Times New Roman" w:hAnsi="Times New Roman"/>
                 <w:color w:val="333333"/>
                 <w:sz w:val="24"/>
               </w:rPr>
-              <w:t>в) Предпринять все законные меры для оперативного установления личности, включая обращение к базам данных, а также осмотреть документы лица;</w:t>
+              <w:t xml:space="preserve">б) Разъяснить </w:t>
             </w:r>
-          </w:p>
-          <w:p>
-            <w:pPr>
-              <w:shd w:val="clear" w:fill="D9EAD3"/>
-            </w:pPr>
+            <w:r>
+              <w:rPr>
+                <w:rFonts w:ascii="Times New Roman" w:hAnsi="Times New Roman"/>
+                <w:color w:val="333333"/>
+                <w:sz w:val="24"/>
+                <w:shd w:val="clear" w:fill="D9EAD3"/>
+              </w:rPr>
+              <w:t>лицу</w:t>
+            </w:r>
             <w:r>
               <w:rPr>
                 <w:rFonts w:ascii="Times New Roman" w:hAnsi="Times New Roman"/>
                 <w:color w:val="333333"/>
                 <w:sz w:val="24"/>
               </w:rPr>
-              <w:t>г) Сверить лицо гражданина с фотороботом;</w:t>
+              <w:t xml:space="preserve"> основания для установления личности;</w:t>
             </w:r>
           </w:p>
           <w:p>
-            <w:pPr>
-              <w:shd w:val="clear" w:fill="D9EAD3"/>
-            </w:pPr>
             <w:r>
               <w:rPr>
                 <w:rFonts w:ascii="Times New Roman" w:hAnsi="Times New Roman"/>
                 <w:color w:val="333333"/>
                 <w:sz w:val="24"/>
               </w:rPr>
-              <w:t>д) Провести личный обыск лица. Личный обыск на данной стадии проводится исключительно в целях обнаружения и принудительного изъятия огнестрельного оружия, боеприпасов, специальных средств, колюще-режущих предметов и наркотических веществ; иное имущество на данной стадии изъятию не подлежит. В случае обнаружения указанных предметов — незамедлительно инициировать процедуру задержания, регламентированную статьей 17 настоящего Кодекса;</w:t>
+              <w:t xml:space="preserve">в) Предпринять все законные меры для оперативного установления личности, включая обращение к базам данных, </w:t>
             </w:r>
-          </w:p>
-          <w:p>
-            <w:pPr>
-              <w:shd w:val="clear" w:fill="D9EAD3"/>
-            </w:pPr>
             <w:r>
               <w:rPr>
                 <w:rFonts w:ascii="Times New Roman" w:hAnsi="Times New Roman"/>
                 <w:color w:val="333333"/>
                 <w:sz w:val="24"/>
+                <w:shd w:val="clear" w:fill="D9EAD3"/>
+              </w:rPr>
+              <w:t>а также осмотреть документы лица;</w:t>
+            </w:r>
+          </w:p>
+          <w:p>
+            <w:r>
+              <w:rPr>
+                <w:rFonts w:ascii="Times New Roman" w:hAnsi="Times New Roman"/>
+                <w:color w:val="333333"/>
+                <w:sz w:val="24"/>
+              </w:rPr>
+              <w:t xml:space="preserve">г) Сверить лицо </w:t>
+            </w:r>
+            <w:r>
+              <w:rPr>
+                <w:rFonts w:ascii="Times New Roman" w:hAnsi="Times New Roman"/>
+                <w:color w:val="333333"/>
+                <w:sz w:val="24"/>
+                <w:shd w:val="clear" w:fill="D9EAD3"/>
+              </w:rPr>
+              <w:t>гражданина</w:t>
+            </w:r>
+            <w:r>
+              <w:rPr>
+                <w:rFonts w:ascii="Times New Roman" w:hAnsi="Times New Roman"/>
+                <w:color w:val="333333"/>
+                <w:sz w:val="24"/>
+              </w:rPr>
+              <w:t xml:space="preserve"> с фотороботом;</w:t>
+            </w:r>
+          </w:p>
+          <w:p>
+            <w:r>
+              <w:rPr>
+                <w:rFonts w:ascii="Times New Roman" w:hAnsi="Times New Roman"/>
+                <w:color w:val="333333"/>
+                <w:sz w:val="24"/>
+              </w:rPr>
+              <w:t xml:space="preserve">д) Провести личный обыск </w:t>
+            </w:r>
+            <w:r>
+              <w:rPr>
+                <w:rFonts w:ascii="Times New Roman" w:hAnsi="Times New Roman"/>
+                <w:color w:val="333333"/>
+                <w:sz w:val="24"/>
+                <w:shd w:val="clear" w:fill="D9EAD3"/>
+              </w:rPr>
+              <w:t xml:space="preserve">лица. Личный обыск на данной стадии проводится исключительно в целях обнаружения и принудительного изъятия огнестрельного оружия, боеприпасов, специальных средств, колюще-режущих предметов и наркотических веществ; иное имущество на данной стадии изъятию не подлежит. В случае обнаружения указанных предметов — незамедлительно инициировать процедуру задержания, регламентированную </w:t>
+            </w:r>
+            <w:r>
+              <w:rPr>
+                <w:rFonts w:ascii="Times New Roman" w:hAnsi="Times New Roman"/>
+                <w:color w:val="333333"/>
+                <w:sz w:val="24"/>
+              </w:rPr>
+              <w:t>статьей 17 настоящего Кодекса</w:t>
+            </w:r>
+            <w:r>
+              <w:rPr>
+                <w:rFonts w:ascii="Times New Roman" w:hAnsi="Times New Roman"/>
+                <w:color w:val="333333"/>
+                <w:sz w:val="24"/>
+                <w:shd w:val="clear" w:fill="D9EAD3"/>
+              </w:rPr>
+              <w:t>;</w:t>
+            </w:r>
+          </w:p>
+          <w:p>
+            <w:r>
+              <w:rPr>
+                <w:rFonts w:ascii="Times New Roman" w:hAnsi="Times New Roman"/>
+                <w:color w:val="333333"/>
+                <w:sz w:val="24"/>
+                <w:shd w:val="clear" w:fill="D9EAD3"/>
               </w:rPr>
               <w:t>е) Если указанные предметы не обнаружены и иные основания для задержания отсутствуют, — незамедлительно освободить лицо, сняв с него наручники.</w:t>
             </w:r>
